--- a/tillsyn/A 36484-2025 tillsynsbegäran.docx
+++ b/tillsyn/A 36484-2025 tillsynsbegäran.docx
@@ -35,7 +35,7 @@
     </w:p>
     <w:p>
       <w:r>
-        <w:t>I avverkningsanmälan har följande 18 naturvårdsarter hittats: goliatmusseron (VU), gräddporing (VU), smalfotad taggsvamp (VU), blå taggsvamp (NT), dvärgbägarlav (NT), garnlav (NT), kolflarnlav (NT), lunglav (NT), nordtagging (NT), skrovlig taggsvamp (NT), tretåig hackspett (NT, §4), vaddporing (NT), vedskivlav (NT), dropptaggsvamp (S), luddlav (S), stuplav (S), vedticka (S) och tjäder (§4). Av dessa är 13 rödlistade. För rödlistade arter har rödlistekategorin angivits inom parentes. Arter som är signalarter enligt Skogsstyrelsen har markerats med (S). För fridlysta arter anges även paragrafen i Artskyddsförordningen som arten är fridlyst enligt.</w:t>
+        <w:t>I avverkningsanmälan har följande 20 naturvårdsarter hittats: goliatmusseron (VU), gräddporing (VU), smalfotad taggsvamp (VU), blå taggsvamp (NT), dvärgbägarlav (NT), garnlav (NT), Hapalopilus aurantiacus (NT), kolflarnlav (NT), lunglav (NT), nordtagging (NT), skrovlig taggsvamp (NT), talltita (NT, §4), tretåig hackspett (NT, §4), vaddporing (NT), vedskivlav (NT), dropptaggsvamp (S), luddlav (S), stuplav (S), vedticka (S) och tjäder (§4). Av dessa är 15 rödlistade. För rödlistade arter har rödlistekategorin angivits inom parentes. Arter som är signalarter enligt Skogsstyrelsen har markerats med (S). För fridlysta arter anges även paragrafen i Artskyddsförordningen som arten är fridlyst enligt.</w:t>
       </w:r>
     </w:p>
     <w:p>
@@ -50,7 +50,7 @@
       <w:r>
         <w:drawing>
           <wp:inline xmlns:a="http://schemas.openxmlformats.org/drawingml/2006/main" xmlns:pic="http://schemas.openxmlformats.org/drawingml/2006/picture">
-            <wp:extent cx="5486400" cy="5320196"/>
+            <wp:extent cx="5486400" cy="5256500"/>
             <wp:docPr id="1" name="Picture 1"/>
             <wp:cNvGraphicFramePr>
               <a:graphicFrameLocks noChangeAspect="1"/>
@@ -71,7 +71,7 @@
                   <pic:spPr>
                     <a:xfrm>
                       <a:off x="0" y="0"/>
-                      <a:ext cx="5486400" cy="5320196"/>
+                      <a:ext cx="5486400" cy="5256500"/>
                     </a:xfrm>
                     <a:prstGeom prst="rect"/>
                   </pic:spPr>
@@ -149,6 +149,24 @@
       <w:r>
         <w:rPr>
           <w:b/>
+          <w:i/>
+        </w:rPr>
+        <w:t>Hapalopilus aurantiacus</w:t>
+      </w:r>
+      <w:r>
+        <w:rPr>
+          <w:b/>
+        </w:rPr>
+        <w:t xml:space="preserve"> (NT) </w:t>
+      </w:r>
+      <w:r>
+        <w:t>växer mestadels på liggande ved av tall men även på granved. Artens ekologi och utbredning bör utredas ytterligare. Särskilt bör den eftersökas i de delar av Norrland där den ännu ej är funnen. I väntan på ytterligare detaljer om artens ståndortskrav bör fler tallskogar av naturskogskaraktär och med god tillgång på lågor sparas (SLU Artdatabanken, 2024).</w:t>
+      </w:r>
+    </w:p>
+    <w:p>
+      <w:r>
+        <w:rPr>
+          <w:b/>
         </w:rPr>
         <w:t>Kolflarnlav (NT)</w:t>
       </w:r>
@@ -270,7 +288,7 @@
     </w:p>
     <w:p>
       <w:r>
-        <w:t>Följande fridlysta arter har sina livsmiljöer och växtplatser i den avverkningsanmälda skogen: tretåig hackspett (NT, §4) och tjäder (§4).</w:t>
+        <w:t>Följande fridlysta arter har sina livsmiljöer och växtplatser i den avverkningsanmälda skogen: talltita (NT, §4), tretåig hackspett (NT, §4) och tjäder (§4).</w:t>
       </w:r>
     </w:p>
     <w:p>
@@ -285,6 +303,17 @@
       </w:r>
       <w:r>
         <w:t>(artikel 1). Vidare att de åtgärder som vidtas inte får leda till en försämring av den nuvarande situationen beträffande bevarandet av de fågelarter som avses i artikel 1 (artikel 13). Fågeldirektivet är styrande för tillsynsansvariga myndigheters ärendehantering, ställningstaganden och beslutsfattande.</w:t>
+      </w:r>
+    </w:p>
+    <w:p>
+      <w:r>
+        <w:rPr>
+          <w:b/>
+        </w:rPr>
+        <w:t>Talltita (NT, §4)</w:t>
+      </w:r>
+      <w:r>
+        <w:t>, rödlistad som nära hotad och prioriterad art i Skogsvårdslagen har häckningsrevir i anmälan. Arten har minskat kraftigt de senaste 30 åren och minskningstakten innevarande 10-årsperiod beräknas till 20 (10–30) %. Talltitan är synnerligen trogen sitt cirka 15 hektar stora revir och är beroende av flerskiktade olikåldriga skogar för att kunna föda upp sina ungar. Talltitan försvinner om dess livsmiljö kalavverkas (Eggers &amp; Low (2014); Ekman (1979); Griesser et al (2007); Klein (2020); Siffczyk et al (2003); SLU Artdatabanken (2021).</w:t>
       </w:r>
     </w:p>
     <w:p>
@@ -429,6 +458,126 @@
       </w:r>
       <w:r>
         <w:t>https://www.slu.se/artdatabanken/arter-och-natur/artiklar/over-20-nya-lavparasiter-for-sverige/</w:t>
+      </w:r>
+    </w:p>
+    <w:p>
+      <w:pPr>
+        <w:pStyle w:val="Heading1"/>
+      </w:pPr>
+      <w:r>
+        <w:t>Talltita – ekologi samt krav på livsmiljön</w:t>
+      </w:r>
+    </w:p>
+    <w:p>
+      <w:r>
+        <w:t>Talltita är rödlistad som NT, fridlyst och prioriterad art i Skogsvårdslagen. Den omfattas av EU:s fågeldirektiv. Arten har minskat kraftigt de senaste 30 åren och minskningstakten innevarande 10-årsperiod beräknas till 20 (10–30) % (SLU Artdatabanken, 2022).</w:t>
+      </w:r>
+    </w:p>
+    <w:p>
+      <w:r>
+        <w:t>Talltita föredrar större sammanhängande barrskogar, och finns såväl i tallskog som granskog och i lövblandad barrskog. Skogens struktur är viktig och ska helst vara flerskiktad med riklig underväxt av mindre granar, björk och andra lövträd och buskar. Tillgång på murknande högstubbar är särskilt viktig, eftersom talltitan helst själv hackar ut sitt bohål (SLU Artdatabanken, 2022).</w:t>
+      </w:r>
+    </w:p>
+    <w:p>
+      <w:r>
+        <w:t>Det finns flera studier som visar att talltita är känslig för gallring och inte överlever när dess livsmiljö kalavverkas (Eggers and Low, 2014; Griesser et al., 2007; Klein, 2020). Talltitans revir är förhållandevis stora, 10–20 hektar och arten missgynnas när skogen fragmenteras. Kalavverkning av större delar av reviret innebär att det överges (Artdatabanken, 2021).</w:t>
+      </w:r>
+    </w:p>
+    <w:p>
+      <w:r>
+        <w:t>Talltitan är synnerligen trogen sitt revir så länge paret lever och biotopen förblir intakt. Paret stannar i sitt revir året om. En förlust av ett revir har därför en stor inverkan på den lokala populationen och trakthyggesbruket anses vara orsak till den svenska populationens kraftiga minskning. Talltiteparets revirtrohet innebär att närhelst under året man observerar en adult talltita så ingår denna plats i reviret (Siffczyk et al., 2003; Ekman, 1979).</w:t>
+      </w:r>
+    </w:p>
+    <w:p>
+      <w:pPr>
+        <w:pStyle w:val="Heading2"/>
+      </w:pPr>
+      <w:r>
+        <w:t>Referenser – talltita</w:t>
+      </w:r>
+    </w:p>
+    <w:p>
+      <w:r>
+        <w:t xml:space="preserve">Eggers, S., Low, M., 2014. </w:t>
+      </w:r>
+      <w:r>
+        <w:rPr>
+          <w:i/>
+        </w:rPr>
+        <w:t xml:space="preserve">Differential demographic responses of sympatric Parids to vegetation management in boreal forest. </w:t>
+      </w:r>
+      <w:r>
+        <w:t>For. Ecol. Manage. 319, 169–175.</w:t>
+      </w:r>
+    </w:p>
+    <w:p>
+      <w:r>
+        <w:t xml:space="preserve">Ekman, J., 1979. </w:t>
+      </w:r>
+      <w:r>
+        <w:rPr>
+          <w:i/>
+        </w:rPr>
+        <w:t xml:space="preserve">Coherence, composition and territories of winter social groups of the Willow Tit Parus montanus and the Crested Tit P. cristatus. </w:t>
+      </w:r>
+      <w:r>
+        <w:t>Ornis Scandinavica, 10, pp 56–68</w:t>
+      </w:r>
+    </w:p>
+    <w:p>
+      <w:r>
+        <w:t xml:space="preserve">Griesser, M., Nystrand, M., Eggers, S., Ekman, J., 2007. </w:t>
+      </w:r>
+      <w:r>
+        <w:rPr>
+          <w:i/>
+        </w:rPr>
+        <w:t xml:space="preserve">Impact of forestry practices on fitness correlates and population productivity in an open-nesting bird species. </w:t>
+      </w:r>
+      <w:r>
+        <w:t>Conserv. Biol. 21, 767–774. https://doi.org/10.1111/j.1523- 1739.2007.00675.x</w:t>
+      </w:r>
+    </w:p>
+    <w:p>
+      <w:r>
+        <w:t xml:space="preserve">Klein, J., 2020. </w:t>
+      </w:r>
+      <w:r>
+        <w:rPr>
+          <w:i/>
+        </w:rPr>
+        <w:t xml:space="preserve">The forgotten forest – On thinning, retention, and biodiversity in the boreal forest. </w:t>
+      </w:r>
+      <w:r>
+        <w:t>Doctoral Thesis No. 2020:50</w:t>
+      </w:r>
+    </w:p>
+    <w:p>
+      <w:r>
+        <w:t xml:space="preserve">Siffczyk, C., Brotons, L., Kangas, K., Orell, M., 2003. </w:t>
+      </w:r>
+      <w:r>
+        <w:rPr>
+          <w:i/>
+        </w:rPr>
+        <w:t xml:space="preserve">Home range size of willow tits. </w:t>
+      </w:r>
+      <w:r>
+        <w:t>Oecologica, 136, 635–642 (2003)</w:t>
+      </w:r>
+    </w:p>
+    <w:p>
+      <w:r>
+        <w:t xml:space="preserve">SLU Artdatabanken, 2021. </w:t>
+      </w:r>
+      <w:r>
+        <w:rPr>
+          <w:i/>
+        </w:rPr>
+        <w:t xml:space="preserve">Artfaktablad. Naturvård – artfakta. </w:t>
+      </w:r>
+      <w:r>
+        <w:t>SLU Artdatabanken, Uppsala</w:t>
       </w:r>
     </w:p>
     <w:p>
@@ -762,7 +911,7 @@
     <w:r>
       <w:tab/>
       <w:tab/>
-      <w:t>2025-09-10</w:t>
+      <w:t>2025-09-11</w:t>
       <w:br/>
       <w:br/>
     </w:r>

--- a/tillsyn/A 36484-2025 tillsynsbegäran.docx
+++ b/tillsyn/A 36484-2025 tillsynsbegäran.docx
@@ -911,7 +911,7 @@
     <w:r>
       <w:tab/>
       <w:tab/>
-      <w:t>2025-09-11</w:t>
+      <w:t>2025-09-12</w:t>
       <w:br/>
       <w:br/>
     </w:r>

--- a/tillsyn/A 36484-2025 tillsynsbegäran.docx
+++ b/tillsyn/A 36484-2025 tillsynsbegäran.docx
@@ -911,7 +911,7 @@
     <w:r>
       <w:tab/>
       <w:tab/>
-      <w:t>2025-09-12</w:t>
+      <w:t>2025-09-13</w:t>
       <w:br/>
       <w:br/>
     </w:r>

--- a/tillsyn/A 36484-2025 tillsynsbegäran.docx
+++ b/tillsyn/A 36484-2025 tillsynsbegäran.docx
@@ -911,7 +911,7 @@
     <w:r>
       <w:tab/>
       <w:tab/>
-      <w:t>2025-09-13</w:t>
+      <w:t>2025-09-14</w:t>
       <w:br/>
       <w:br/>
     </w:r>

--- a/tillsyn/A 36484-2025 tillsynsbegäran.docx
+++ b/tillsyn/A 36484-2025 tillsynsbegäran.docx
@@ -911,7 +911,7 @@
     <w:r>
       <w:tab/>
       <w:tab/>
-      <w:t>2025-09-14</w:t>
+      <w:t>2025-09-15</w:t>
       <w:br/>
       <w:br/>
     </w:r>

--- a/tillsyn/A 36484-2025 tillsynsbegäran.docx
+++ b/tillsyn/A 36484-2025 tillsynsbegäran.docx
@@ -911,7 +911,7 @@
     <w:r>
       <w:tab/>
       <w:tab/>
-      <w:t>2025-09-15</w:t>
+      <w:t>2025-09-16</w:t>
       <w:br/>
       <w:br/>
     </w:r>

--- a/tillsyn/A 36484-2025 tillsynsbegäran.docx
+++ b/tillsyn/A 36484-2025 tillsynsbegäran.docx
@@ -911,7 +911,7 @@
     <w:r>
       <w:tab/>
       <w:tab/>
-      <w:t>2025-09-16</w:t>
+      <w:t>2025-09-17</w:t>
       <w:br/>
       <w:br/>
     </w:r>

--- a/tillsyn/A 36484-2025 tillsynsbegäran.docx
+++ b/tillsyn/A 36484-2025 tillsynsbegäran.docx
@@ -911,7 +911,7 @@
     <w:r>
       <w:tab/>
       <w:tab/>
-      <w:t>2025-09-17</w:t>
+      <w:t>2025-09-18</w:t>
       <w:br/>
       <w:br/>
     </w:r>

--- a/tillsyn/A 36484-2025 tillsynsbegäran.docx
+++ b/tillsyn/A 36484-2025 tillsynsbegäran.docx
@@ -911,7 +911,7 @@
     <w:r>
       <w:tab/>
       <w:tab/>
-      <w:t>2025-09-18</w:t>
+      <w:t>2025-09-22</w:t>
       <w:br/>
       <w:br/>
     </w:r>

--- a/tillsyn/A 36484-2025 tillsynsbegäran.docx
+++ b/tillsyn/A 36484-2025 tillsynsbegäran.docx
@@ -911,7 +911,7 @@
     <w:r>
       <w:tab/>
       <w:tab/>
-      <w:t>2025-09-22</w:t>
+      <w:t>2025-09-23</w:t>
       <w:br/>
       <w:br/>
     </w:r>

--- a/tillsyn/A 36484-2025 tillsynsbegäran.docx
+++ b/tillsyn/A 36484-2025 tillsynsbegäran.docx
@@ -911,7 +911,7 @@
     <w:r>
       <w:tab/>
       <w:tab/>
-      <w:t>2025-09-23</w:t>
+      <w:t>2025-09-24</w:t>
       <w:br/>
       <w:br/>
     </w:r>

--- a/tillsyn/A 36484-2025 tillsynsbegäran.docx
+++ b/tillsyn/A 36484-2025 tillsynsbegäran.docx
@@ -911,7 +911,7 @@
     <w:r>
       <w:tab/>
       <w:tab/>
-      <w:t>2025-09-24</w:t>
+      <w:t>2025-09-25</w:t>
       <w:br/>
       <w:br/>
     </w:r>

--- a/tillsyn/A 36484-2025 tillsynsbegäran.docx
+++ b/tillsyn/A 36484-2025 tillsynsbegäran.docx
@@ -911,7 +911,7 @@
     <w:r>
       <w:tab/>
       <w:tab/>
-      <w:t>2025-09-25</w:t>
+      <w:t>2025-09-26</w:t>
       <w:br/>
       <w:br/>
     </w:r>

--- a/tillsyn/A 36484-2025 tillsynsbegäran.docx
+++ b/tillsyn/A 36484-2025 tillsynsbegäran.docx
@@ -911,7 +911,7 @@
     <w:r>
       <w:tab/>
       <w:tab/>
-      <w:t>2025-09-26</w:t>
+      <w:t>2025-09-27</w:t>
       <w:br/>
       <w:br/>
     </w:r>

--- a/tillsyn/A 36484-2025 tillsynsbegäran.docx
+++ b/tillsyn/A 36484-2025 tillsynsbegäran.docx
@@ -911,7 +911,7 @@
     <w:r>
       <w:tab/>
       <w:tab/>
-      <w:t>2025-09-27</w:t>
+      <w:t>2025-09-28</w:t>
       <w:br/>
       <w:br/>
     </w:r>

--- a/tillsyn/A 36484-2025 tillsynsbegäran.docx
+++ b/tillsyn/A 36484-2025 tillsynsbegäran.docx
@@ -911,7 +911,7 @@
     <w:r>
       <w:tab/>
       <w:tab/>
-      <w:t>2025-09-28</w:t>
+      <w:t>2025-09-29</w:t>
       <w:br/>
       <w:br/>
     </w:r>

--- a/tillsyn/A 36484-2025 tillsynsbegäran.docx
+++ b/tillsyn/A 36484-2025 tillsynsbegäran.docx
@@ -911,7 +911,7 @@
     <w:r>
       <w:tab/>
       <w:tab/>
-      <w:t>2025-09-29</w:t>
+      <w:t>2025-09-30</w:t>
       <w:br/>
       <w:br/>
     </w:r>

--- a/tillsyn/A 36484-2025 tillsynsbegäran.docx
+++ b/tillsyn/A 36484-2025 tillsynsbegäran.docx
@@ -911,7 +911,7 @@
     <w:r>
       <w:tab/>
       <w:tab/>
-      <w:t>2025-09-30</w:t>
+      <w:t>2025-10-01</w:t>
       <w:br/>
       <w:br/>
     </w:r>

--- a/tillsyn/A 36484-2025 tillsynsbegäran.docx
+++ b/tillsyn/A 36484-2025 tillsynsbegäran.docx
@@ -911,7 +911,7 @@
     <w:r>
       <w:tab/>
       <w:tab/>
-      <w:t>2025-10-01</w:t>
+      <w:t>2025-10-02</w:t>
       <w:br/>
       <w:br/>
     </w:r>

--- a/tillsyn/A 36484-2025 tillsynsbegäran.docx
+++ b/tillsyn/A 36484-2025 tillsynsbegäran.docx
@@ -911,7 +911,7 @@
     <w:r>
       <w:tab/>
       <w:tab/>
-      <w:t>2025-10-02</w:t>
+      <w:t>2025-10-03</w:t>
       <w:br/>
       <w:br/>
     </w:r>

--- a/tillsyn/A 36484-2025 tillsynsbegäran.docx
+++ b/tillsyn/A 36484-2025 tillsynsbegäran.docx
@@ -911,7 +911,7 @@
     <w:r>
       <w:tab/>
       <w:tab/>
-      <w:t>2025-10-03</w:t>
+      <w:t>2025-10-04</w:t>
       <w:br/>
       <w:br/>
     </w:r>

--- a/tillsyn/A 36484-2025 tillsynsbegäran.docx
+++ b/tillsyn/A 36484-2025 tillsynsbegäran.docx
@@ -911,7 +911,7 @@
     <w:r>
       <w:tab/>
       <w:tab/>
-      <w:t>2025-10-16</w:t>
+      <w:t>2025-10-17</w:t>
       <w:br/>
       <w:br/>
     </w:r>

--- a/tillsyn/A 36484-2025 tillsynsbegäran.docx
+++ b/tillsyn/A 36484-2025 tillsynsbegäran.docx
@@ -911,7 +911,7 @@
     <w:r>
       <w:tab/>
       <w:tab/>
-      <w:t>2025-10-17</w:t>
+      <w:t>2025-10-18</w:t>
       <w:br/>
       <w:br/>
     </w:r>

--- a/tillsyn/A 36484-2025 tillsynsbegäran.docx
+++ b/tillsyn/A 36484-2025 tillsynsbegäran.docx
@@ -911,7 +911,7 @@
     <w:r>
       <w:tab/>
       <w:tab/>
-      <w:t>2025-10-18</w:t>
+      <w:t>2025-10-19</w:t>
       <w:br/>
       <w:br/>
     </w:r>

--- a/tillsyn/A 36484-2025 tillsynsbegäran.docx
+++ b/tillsyn/A 36484-2025 tillsynsbegäran.docx
@@ -911,7 +911,7 @@
     <w:r>
       <w:tab/>
       <w:tab/>
-      <w:t>2025-10-19</w:t>
+      <w:t>2025-10-20</w:t>
       <w:br/>
       <w:br/>
     </w:r>

--- a/tillsyn/A 36484-2025 tillsynsbegäran.docx
+++ b/tillsyn/A 36484-2025 tillsynsbegäran.docx
@@ -911,7 +911,7 @@
     <w:r>
       <w:tab/>
       <w:tab/>
-      <w:t>2025-10-20</w:t>
+      <w:t>2025-10-21</w:t>
       <w:br/>
       <w:br/>
     </w:r>

--- a/tillsyn/A 36484-2025 tillsynsbegäran.docx
+++ b/tillsyn/A 36484-2025 tillsynsbegäran.docx
@@ -321,6 +321,17 @@
         <w:rPr>
           <w:b/>
         </w:rPr>
+        <w:t>Tjäder (§4)</w:t>
+      </w:r>
+      <w:r>
+        <w:t xml:space="preserve"> är en utpräglad skogsfågel knuten till större sammanhängande barrskogsområden. Tupparna och hönorna utnyttjar till viss del olika miljöer, och habitatvalet varierar dessutom mellan olika delar av året. För att det ska finnas livskraftiga tjäderbestånd krävs funktionella skogslandskap med en blandning av uppvuxen, gles och luckig skog, täta sumpskogar, myrar och andra små våtmarker. Arten försvinner när skogen fragmenteras och den sammanlagda arealen hyggen och andra öppna områden blir för stor. Ett småskaligt och försiktigt virkesuttag genom hyggesfria metoder kan i vissa fall vara möjligt i området inom 200 m från lekcentrum. Längre ut från lekcentrum, inom 200–500 m bör den avverkade ytan inte överskrida 1 hektar för att undvika alltför stora och snabba förändringar (Skogsstyrelsen, 2019).</w:t>
+      </w:r>
+    </w:p>
+    <w:p>
+      <w:r>
+        <w:rPr>
+          <w:b/>
+        </w:rPr>
         <w:t>Tretåig hackspett (NT, §4)</w:t>
       </w:r>
       <w:r>
@@ -911,7 +922,7 @@
     <w:r>
       <w:tab/>
       <w:tab/>
-      <w:t>2025-10-21</w:t>
+      <w:t>2025-10-22</w:t>
       <w:br/>
       <w:br/>
     </w:r>

--- a/tillsyn/A 36484-2025 tillsynsbegäran.docx
+++ b/tillsyn/A 36484-2025 tillsynsbegäran.docx
@@ -922,7 +922,7 @@
     <w:r>
       <w:tab/>
       <w:tab/>
-      <w:t>2025-10-22</w:t>
+      <w:t>2025-10-23</w:t>
       <w:br/>
       <w:br/>
     </w:r>

--- a/tillsyn/A 36484-2025 tillsynsbegäran.docx
+++ b/tillsyn/A 36484-2025 tillsynsbegäran.docx
@@ -922,7 +922,7 @@
     <w:r>
       <w:tab/>
       <w:tab/>
-      <w:t>2025-10-23</w:t>
+      <w:t>2025-10-24</w:t>
       <w:br/>
       <w:br/>
     </w:r>

--- a/tillsyn/A 36484-2025 tillsynsbegäran.docx
+++ b/tillsyn/A 36484-2025 tillsynsbegäran.docx
@@ -922,7 +922,7 @@
     <w:r>
       <w:tab/>
       <w:tab/>
-      <w:t>2025-10-24</w:t>
+      <w:t>2025-10-25</w:t>
       <w:br/>
       <w:br/>
     </w:r>

--- a/tillsyn/A 36484-2025 tillsynsbegäran.docx
+++ b/tillsyn/A 36484-2025 tillsynsbegäran.docx
@@ -922,7 +922,7 @@
     <w:r>
       <w:tab/>
       <w:tab/>
-      <w:t>2025-10-25</w:t>
+      <w:t>2025-10-26</w:t>
       <w:br/>
       <w:br/>
     </w:r>

--- a/tillsyn/A 36484-2025 tillsynsbegäran.docx
+++ b/tillsyn/A 36484-2025 tillsynsbegäran.docx
@@ -922,7 +922,7 @@
     <w:r>
       <w:tab/>
       <w:tab/>
-      <w:t>2025-10-26</w:t>
+      <w:t>2025-10-27</w:t>
       <w:br/>
       <w:br/>
     </w:r>

--- a/tillsyn/A 36484-2025 tillsynsbegäran.docx
+++ b/tillsyn/A 36484-2025 tillsynsbegäran.docx
@@ -922,7 +922,7 @@
     <w:r>
       <w:tab/>
       <w:tab/>
-      <w:t>2025-10-27</w:t>
+      <w:t>2025-10-28</w:t>
       <w:br/>
       <w:br/>
     </w:r>

--- a/tillsyn/A 36484-2025 tillsynsbegäran.docx
+++ b/tillsyn/A 36484-2025 tillsynsbegäran.docx
@@ -922,7 +922,7 @@
     <w:r>
       <w:tab/>
       <w:tab/>
-      <w:t>2025-10-28</w:t>
+      <w:t>2025-10-29</w:t>
       <w:br/>
       <w:br/>
     </w:r>

--- a/tillsyn/A 36484-2025 tillsynsbegäran.docx
+++ b/tillsyn/A 36484-2025 tillsynsbegäran.docx
@@ -922,7 +922,7 @@
     <w:r>
       <w:tab/>
       <w:tab/>
-      <w:t>2025-10-29</w:t>
+      <w:t>2025-10-30</w:t>
       <w:br/>
       <w:br/>
     </w:r>

--- a/tillsyn/A 36484-2025 tillsynsbegäran.docx
+++ b/tillsyn/A 36484-2025 tillsynsbegäran.docx
@@ -922,7 +922,7 @@
     <w:r>
       <w:tab/>
       <w:tab/>
-      <w:t>2025-10-30</w:t>
+      <w:t>2025-10-31</w:t>
       <w:br/>
       <w:br/>
     </w:r>

--- a/tillsyn/A 36484-2025 tillsynsbegäran.docx
+++ b/tillsyn/A 36484-2025 tillsynsbegäran.docx
@@ -922,7 +922,7 @@
     <w:r>
       <w:tab/>
       <w:tab/>
-      <w:t>2025-10-31</w:t>
+      <w:t>2025-11-01</w:t>
       <w:br/>
       <w:br/>
     </w:r>

--- a/tillsyn/A 36484-2025 tillsynsbegäran.docx
+++ b/tillsyn/A 36484-2025 tillsynsbegäran.docx
@@ -922,7 +922,7 @@
     <w:r>
       <w:tab/>
       <w:tab/>
-      <w:t>2025-11-01</w:t>
+      <w:t>2025-11-02</w:t>
       <w:br/>
       <w:br/>
     </w:r>

--- a/tillsyn/A 36484-2025 tillsynsbegäran.docx
+++ b/tillsyn/A 36484-2025 tillsynsbegäran.docx
@@ -922,7 +922,7 @@
     <w:r>
       <w:tab/>
       <w:tab/>
-      <w:t>2025-11-02</w:t>
+      <w:t>2025-11-03</w:t>
       <w:br/>
       <w:br/>
     </w:r>

--- a/tillsyn/A 36484-2025 tillsynsbegäran.docx
+++ b/tillsyn/A 36484-2025 tillsynsbegäran.docx
@@ -922,7 +922,7 @@
     <w:r>
       <w:tab/>
       <w:tab/>
-      <w:t>2025-11-03</w:t>
+      <w:t>2025-11-04</w:t>
       <w:br/>
       <w:br/>
     </w:r>

--- a/tillsyn/A 36484-2025 tillsynsbegäran.docx
+++ b/tillsyn/A 36484-2025 tillsynsbegäran.docx
@@ -922,7 +922,7 @@
     <w:r>
       <w:tab/>
       <w:tab/>
-      <w:t>2025-11-04</w:t>
+      <w:t>2025-11-05</w:t>
       <w:br/>
       <w:br/>
     </w:r>

--- a/tillsyn/A 36484-2025 tillsynsbegäran.docx
+++ b/tillsyn/A 36484-2025 tillsynsbegäran.docx
@@ -922,7 +922,7 @@
     <w:r>
       <w:tab/>
       <w:tab/>
-      <w:t>2025-11-05</w:t>
+      <w:t>2025-11-06</w:t>
       <w:br/>
       <w:br/>
     </w:r>

--- a/tillsyn/A 36484-2025 tillsynsbegäran.docx
+++ b/tillsyn/A 36484-2025 tillsynsbegäran.docx
@@ -922,7 +922,7 @@
     <w:r>
       <w:tab/>
       <w:tab/>
-      <w:t>2025-11-06</w:t>
+      <w:t>2025-11-07</w:t>
       <w:br/>
       <w:br/>
     </w:r>

--- a/tillsyn/A 36484-2025 tillsynsbegäran.docx
+++ b/tillsyn/A 36484-2025 tillsynsbegäran.docx
@@ -922,7 +922,7 @@
     <w:r>
       <w:tab/>
       <w:tab/>
-      <w:t>2025-11-07</w:t>
+      <w:t>2025-11-08</w:t>
       <w:br/>
       <w:br/>
     </w:r>

--- a/tillsyn/A 36484-2025 tillsynsbegäran.docx
+++ b/tillsyn/A 36484-2025 tillsynsbegäran.docx
@@ -922,7 +922,7 @@
     <w:r>
       <w:tab/>
       <w:tab/>
-      <w:t>2025-11-08</w:t>
+      <w:t>2025-11-09</w:t>
       <w:br/>
       <w:br/>
     </w:r>

--- a/tillsyn/A 36484-2025 tillsynsbegäran.docx
+++ b/tillsyn/A 36484-2025 tillsynsbegäran.docx
@@ -922,7 +922,7 @@
     <w:r>
       <w:tab/>
       <w:tab/>
-      <w:t>2025-11-09</w:t>
+      <w:t>2025-11-10</w:t>
       <w:br/>
       <w:br/>
     </w:r>

--- a/tillsyn/A 36484-2025 tillsynsbegäran.docx
+++ b/tillsyn/A 36484-2025 tillsynsbegäran.docx
@@ -922,7 +922,7 @@
     <w:r>
       <w:tab/>
       <w:tab/>
-      <w:t>2025-11-10</w:t>
+      <w:t>2025-11-11</w:t>
       <w:br/>
       <w:br/>
     </w:r>

--- a/tillsyn/A 36484-2025 tillsynsbegäran.docx
+++ b/tillsyn/A 36484-2025 tillsynsbegäran.docx
@@ -922,7 +922,7 @@
     <w:r>
       <w:tab/>
       <w:tab/>
-      <w:t>2025-11-11</w:t>
+      <w:t>2025-11-12</w:t>
       <w:br/>
       <w:br/>
     </w:r>

--- a/tillsyn/A 36484-2025 tillsynsbegäran.docx
+++ b/tillsyn/A 36484-2025 tillsynsbegäran.docx
@@ -922,7 +922,7 @@
     <w:r>
       <w:tab/>
       <w:tab/>
-      <w:t>2025-11-12</w:t>
+      <w:t>2025-11-13</w:t>
       <w:br/>
       <w:br/>
     </w:r>
